--- a/NURS_6052_DISCUSSION2.docx
+++ b/NURS_6052_DISCUSSION2.docx
@@ -5,6 +5,101 @@
     <w:p>
       <w:pPr>
         <w:spacing w:before="180" w:after="180" w:line="480" w:lineRule="auto"/>
+        <w:jc w:val="both"/>
+        <w:rPr>
+          <w:rFonts w:ascii="Times New Roman" w:eastAsia="Times New Roman" w:hAnsi="Times New Roman" w:cs="Times New Roman"/>
+          <w:b/>
+          <w:bCs/>
+          <w:color w:val="444444"/>
+        </w:rPr>
+      </w:pPr>
+      <w:r>
+        <w:rPr>
+          <w:rFonts w:ascii="Times New Roman" w:eastAsia="Times New Roman" w:hAnsi="Times New Roman" w:cs="Times New Roman"/>
+          <w:b/>
+          <w:bCs/>
+          <w:color w:val="444444"/>
+        </w:rPr>
+        <w:t>Discussion</w:t>
+      </w:r>
+      <w:r>
+        <w:rPr>
+          <w:rFonts w:ascii="Times New Roman" w:eastAsia="Times New Roman" w:hAnsi="Times New Roman" w:cs="Times New Roman"/>
+          <w:b/>
+          <w:bCs/>
+          <w:color w:val="444444"/>
+        </w:rPr>
+        <w:t>2</w:t>
+      </w:r>
+      <w:r>
+        <w:rPr>
+          <w:rFonts w:ascii="Times New Roman" w:eastAsia="Times New Roman" w:hAnsi="Times New Roman" w:cs="Times New Roman"/>
+          <w:b/>
+          <w:bCs/>
+          <w:color w:val="444444"/>
+        </w:rPr>
+        <w:t>:</w:t>
+      </w:r>
+    </w:p>
+    <w:p>
+      <w:pPr>
+        <w:spacing w:before="180" w:after="180" w:line="480" w:lineRule="auto"/>
+        <w:jc w:val="both"/>
+        <w:rPr>
+          <w:rFonts w:ascii="Times New Roman" w:eastAsia="Times New Roman" w:hAnsi="Times New Roman" w:cs="Times New Roman"/>
+          <w:b/>
+          <w:bCs/>
+          <w:color w:val="444444"/>
+        </w:rPr>
+      </w:pPr>
+      <w:r>
+        <w:rPr>
+          <w:rFonts w:ascii="Times New Roman" w:eastAsia="Times New Roman" w:hAnsi="Times New Roman" w:cs="Times New Roman"/>
+          <w:b/>
+          <w:bCs/>
+          <w:caps/>
+        </w:rPr>
+        <w:t>Searching Databases</w:t>
+      </w:r>
+    </w:p>
+    <w:p>
+      <w:pPr>
+        <w:spacing w:before="180" w:after="180" w:line="480" w:lineRule="auto"/>
+        <w:jc w:val="both"/>
+        <w:rPr>
+          <w:rFonts w:ascii="Times New Roman" w:hAnsi="Times New Roman" w:cs="Times New Roman"/>
+          <w:b/>
+          <w:bCs/>
+          <w:color w:val="273540"/>
+          <w:shd w:val="clear" w:color="auto" w:fill="FFFFFF"/>
+        </w:rPr>
+      </w:pPr>
+      <w:r>
+        <w:rPr>
+          <w:rFonts w:ascii="Times New Roman" w:hAnsi="Times New Roman" w:cs="Times New Roman"/>
+          <w:b/>
+          <w:bCs/>
+          <w:color w:val="273540"/>
+          <w:shd w:val="clear" w:color="auto" w:fill="FFFFFF"/>
+        </w:rPr>
+        <w:t>Post a brief description of your clinical issue of interest. This clinical issue will remain the same for the entire course and will be the basis for the development of your PICOT question. Describe your search results in terms of the number of articles returned on original research and how this changed as you added search terms using your Boolean operators. Finally, explain strategies you might make to increase the rigor and effectiveness of a database search on your PICO(T) question. Be specific and provide examples.</w:t>
+      </w:r>
+    </w:p>
+    <w:p>
+      <w:pPr>
+        <w:spacing w:before="180" w:after="180" w:line="480" w:lineRule="auto"/>
+        <w:jc w:val="both"/>
+        <w:rPr>
+          <w:rFonts w:ascii="Times New Roman" w:eastAsia="Times New Roman" w:hAnsi="Times New Roman" w:cs="Times New Roman"/>
+          <w:b/>
+          <w:bCs/>
+          <w:color w:val="444444"/>
+        </w:rPr>
+      </w:pPr>
+    </w:p>
+    <w:p>
+      <w:pPr>
+        <w:spacing w:before="180" w:after="180" w:line="480" w:lineRule="auto"/>
         <w:rPr>
           <w:rFonts w:ascii="Times New Roman" w:eastAsia="Times New Roman" w:hAnsi="Times New Roman" w:cs="Times New Roman"/>
           <w:color w:val="444444"/>
@@ -79,7 +174,15 @@
           <w:rFonts w:ascii="Times New Roman" w:eastAsia="Times New Roman" w:hAnsi="Times New Roman" w:cs="Times New Roman"/>
           <w:color w:val="444444"/>
         </w:rPr>
-        <w:t>, and Tripp databases for my previous research. For my future research, I plan to use the additional database in Walden University library, to improve my search I will be using additional keywords such as prompt response to call bells and fall prevention, strategies to reduce falls, and more importantly, I would form PICOT question to help with my keyword search.</w:t>
+        <w:t xml:space="preserve">, and Tripp databases for my previous research. For my future research, I plan to use the additional database in Walden University library, to improve my search I will be using additional keywords such as </w:t>
+      </w:r>
+      <w:r>
+        <w:rPr>
+          <w:rFonts w:ascii="Times New Roman" w:eastAsia="Times New Roman" w:hAnsi="Times New Roman" w:cs="Times New Roman"/>
+          <w:color w:val="444444"/>
+        </w:rPr>
+        <w:lastRenderedPageBreak/>
+        <w:t>prompt response to call bells and fall prevention, strategies to reduce falls, and more importantly, I would form PICOT question to help with my keyword search.</w:t>
       </w:r>
     </w:p>
     <w:p>
@@ -127,136 +230,129 @@
           <w:rFonts w:ascii="Times New Roman" w:eastAsia="Times New Roman" w:hAnsi="Times New Roman" w:cs="Times New Roman"/>
           <w:color w:val="444444"/>
         </w:rPr>
-        <w:t xml:space="preserve">(Melnyk &amp; Fineout-Overholt, 2019) It is a systemic way to find the clinical issue component and using this Format helps to clarify these components that will guide the search for evidence. (Stillwell et al., 2010) My PICOT question for my Clinical issue would be In an elderly inpatient hospital (P), Following “no pass Zone” practice (I), no pass means all the staff should answer the call bell, they should not pass the room with the </w:t>
-      </w:r>
+        <w:t>(Melnyk &amp; Fineout-Overholt, 2019) It is a systemic way to find the clinical issue component and using this Format helps to clarify these components that will guide the search for evidence. (Stillwell et al., 2010) My PICOT question for my Clinical issue would be In an elderly inpatient hospital (P), Following “no pass Zone” practice (I), no pass means all the staff should answer the call bell, they should not pass the room with the call bell on they have to answer and help if can, if not assure the patient that help is on the way and notify the Nurse. Compared to not following no pass zone (C), reduce patient falls (O), over a period of 1 month (T).</w:t>
+      </w:r>
+    </w:p>
+    <w:p>
+      <w:pPr>
+        <w:spacing w:before="180" w:after="180" w:line="480" w:lineRule="auto"/>
+        <w:rPr>
+          <w:rFonts w:ascii="Times New Roman" w:eastAsia="Times New Roman" w:hAnsi="Times New Roman" w:cs="Times New Roman"/>
+          <w:color w:val="444444"/>
+        </w:rPr>
+      </w:pPr>
+      <w:r>
+        <w:rPr>
+          <w:rFonts w:ascii="Times New Roman" w:eastAsia="Times New Roman" w:hAnsi="Times New Roman" w:cs="Times New Roman"/>
+          <w:color w:val="444444"/>
+        </w:rPr>
+        <w:t>References:</w:t>
+      </w:r>
+    </w:p>
+    <w:p>
+      <w:pPr>
+        <w:spacing w:before="180" w:after="180" w:line="480" w:lineRule="auto"/>
+        <w:rPr>
+          <w:rFonts w:ascii="Times New Roman" w:eastAsia="Times New Roman" w:hAnsi="Times New Roman" w:cs="Times New Roman"/>
+          <w:color w:val="444444"/>
+        </w:rPr>
+      </w:pPr>
+      <w:proofErr w:type="spellStart"/>
+      <w:r>
+        <w:rPr>
+          <w:rFonts w:ascii="Times New Roman" w:eastAsia="Times New Roman" w:hAnsi="Times New Roman" w:cs="Times New Roman"/>
+          <w:color w:val="444444"/>
+        </w:rPr>
+        <w:t>LeLaurin</w:t>
+      </w:r>
+      <w:proofErr w:type="spellEnd"/>
+      <w:r>
+        <w:rPr>
+          <w:rFonts w:ascii="Times New Roman" w:eastAsia="Times New Roman" w:hAnsi="Times New Roman" w:cs="Times New Roman"/>
+          <w:color w:val="444444"/>
+        </w:rPr>
+        <w:t xml:space="preserve">, J. H., &amp; </w:t>
+      </w:r>
+      <w:proofErr w:type="spellStart"/>
+      <w:r>
+        <w:rPr>
+          <w:rFonts w:ascii="Times New Roman" w:eastAsia="Times New Roman" w:hAnsi="Times New Roman" w:cs="Times New Roman"/>
+          <w:color w:val="444444"/>
+        </w:rPr>
+        <w:t>Shorr</w:t>
+      </w:r>
+      <w:proofErr w:type="spellEnd"/>
+      <w:r>
+        <w:rPr>
+          <w:rFonts w:ascii="Times New Roman" w:eastAsia="Times New Roman" w:hAnsi="Times New Roman" w:cs="Times New Roman"/>
+          <w:color w:val="444444"/>
+        </w:rPr>
+        <w:t>, R. I. (2019, May). Preventing falls in hospitalized patients: State of the science. Clinics in geriatric medicine. Retrieved March 22, 2023, from https://www.ncbi.nlm.nih.gov/pmc/articles/PMC6446937/</w:t>
+      </w:r>
+    </w:p>
+    <w:p>
+      <w:pPr>
+        <w:spacing w:before="180" w:after="180" w:line="480" w:lineRule="auto"/>
+        <w:rPr>
+          <w:rFonts w:ascii="Times New Roman" w:eastAsia="Times New Roman" w:hAnsi="Times New Roman" w:cs="Times New Roman"/>
+          <w:color w:val="444444"/>
+        </w:rPr>
+      </w:pPr>
+      <w:r>
+        <w:rPr>
+          <w:rFonts w:ascii="Times New Roman" w:eastAsia="Times New Roman" w:hAnsi="Times New Roman" w:cs="Times New Roman"/>
+          <w:color w:val="444444"/>
+        </w:rPr>
+        <w:t> </w:t>
+      </w:r>
+    </w:p>
+    <w:p>
+      <w:pPr>
+        <w:spacing w:before="180" w:after="180" w:line="480" w:lineRule="auto"/>
+        <w:rPr>
+          <w:rFonts w:ascii="Times New Roman" w:eastAsia="Times New Roman" w:hAnsi="Times New Roman" w:cs="Times New Roman"/>
+          <w:color w:val="444444"/>
+        </w:rPr>
+      </w:pPr>
+      <w:r>
+        <w:rPr>
+          <w:rFonts w:ascii="Times New Roman" w:eastAsia="Times New Roman" w:hAnsi="Times New Roman" w:cs="Times New Roman"/>
+          <w:color w:val="444444"/>
+        </w:rPr>
+        <w:t>Melnyk, B. M., &amp; Fineout-Overholt, E. (2019). 2. In Evidence-based practice in Nursing &amp; Healthcare: A guide to best practice (p. 52). essay, Wolters Kluwer.</w:t>
+      </w:r>
+    </w:p>
+    <w:p>
+      <w:pPr>
+        <w:spacing w:before="180" w:after="180" w:line="480" w:lineRule="auto"/>
+        <w:rPr>
+          <w:rFonts w:ascii="Times New Roman" w:eastAsia="Times New Roman" w:hAnsi="Times New Roman" w:cs="Times New Roman"/>
+          <w:color w:val="444444"/>
+        </w:rPr>
+      </w:pPr>
+      <w:r>
+        <w:rPr>
+          <w:rFonts w:ascii="Times New Roman" w:eastAsia="Times New Roman" w:hAnsi="Times New Roman" w:cs="Times New Roman"/>
+          <w:color w:val="444444"/>
+          <w:vertAlign w:val="superscript"/>
+        </w:rPr>
+        <w:t> </w:t>
+      </w:r>
+    </w:p>
+    <w:p>
+      <w:pPr>
+        <w:spacing w:line="480" w:lineRule="auto"/>
+        <w:rPr>
+          <w:rFonts w:ascii="Times New Roman" w:eastAsia="Times New Roman" w:hAnsi="Times New Roman" w:cs="Times New Roman"/>
+          <w:color w:val="444444"/>
+        </w:rPr>
+      </w:pPr>
       <w:r>
         <w:rPr>
           <w:rFonts w:ascii="Times New Roman" w:eastAsia="Times New Roman" w:hAnsi="Times New Roman" w:cs="Times New Roman"/>
           <w:color w:val="444444"/>
         </w:rPr>
         <w:lastRenderedPageBreak/>
-        <w:t>call bell on they have to answer and help if can, if not assure the patient that help is on the way and notify the Nurse. Compared to not following no pass zone (C), reduce patient falls (O), over a period of 1 month (T).</w:t>
-      </w:r>
-    </w:p>
-    <w:p>
-      <w:pPr>
-        <w:spacing w:before="180" w:after="180" w:line="480" w:lineRule="auto"/>
-        <w:rPr>
-          <w:rFonts w:ascii="Times New Roman" w:eastAsia="Times New Roman" w:hAnsi="Times New Roman" w:cs="Times New Roman"/>
-          <w:color w:val="444444"/>
-        </w:rPr>
-      </w:pPr>
-      <w:r>
-        <w:rPr>
-          <w:rFonts w:ascii="Times New Roman" w:eastAsia="Times New Roman" w:hAnsi="Times New Roman" w:cs="Times New Roman"/>
-          <w:color w:val="444444"/>
-        </w:rPr>
-        <w:t>References:</w:t>
-      </w:r>
-    </w:p>
-    <w:p>
-      <w:pPr>
-        <w:spacing w:before="180" w:after="180" w:line="480" w:lineRule="auto"/>
-        <w:rPr>
-          <w:rFonts w:ascii="Times New Roman" w:eastAsia="Times New Roman" w:hAnsi="Times New Roman" w:cs="Times New Roman"/>
-          <w:color w:val="444444"/>
-        </w:rPr>
-      </w:pPr>
-      <w:proofErr w:type="spellStart"/>
-      <w:r>
-        <w:rPr>
-          <w:rFonts w:ascii="Times New Roman" w:eastAsia="Times New Roman" w:hAnsi="Times New Roman" w:cs="Times New Roman"/>
-          <w:color w:val="444444"/>
-        </w:rPr>
-        <w:t>LeLaurin</w:t>
-      </w:r>
-      <w:proofErr w:type="spellEnd"/>
-      <w:r>
-        <w:rPr>
-          <w:rFonts w:ascii="Times New Roman" w:eastAsia="Times New Roman" w:hAnsi="Times New Roman" w:cs="Times New Roman"/>
-          <w:color w:val="444444"/>
-        </w:rPr>
-        <w:t xml:space="preserve">, J. H., &amp; </w:t>
-      </w:r>
-      <w:proofErr w:type="spellStart"/>
-      <w:r>
-        <w:rPr>
-          <w:rFonts w:ascii="Times New Roman" w:eastAsia="Times New Roman" w:hAnsi="Times New Roman" w:cs="Times New Roman"/>
-          <w:color w:val="444444"/>
-        </w:rPr>
-        <w:t>Shorr</w:t>
-      </w:r>
-      <w:proofErr w:type="spellEnd"/>
-      <w:r>
-        <w:rPr>
-          <w:rFonts w:ascii="Times New Roman" w:eastAsia="Times New Roman" w:hAnsi="Times New Roman" w:cs="Times New Roman"/>
-          <w:color w:val="444444"/>
-        </w:rPr>
-        <w:t>, R. I. (2019, May). Preventing falls in hospitalized patients: State of the science. Clinics in geriatric medicine. Retrieved March 22, 2023, from https://www.ncbi.nlm.nih.gov/pmc/articles/PMC6446937/</w:t>
-      </w:r>
-    </w:p>
-    <w:p>
-      <w:pPr>
-        <w:spacing w:before="180" w:after="180" w:line="480" w:lineRule="auto"/>
-        <w:rPr>
-          <w:rFonts w:ascii="Times New Roman" w:eastAsia="Times New Roman" w:hAnsi="Times New Roman" w:cs="Times New Roman"/>
-          <w:color w:val="444444"/>
-        </w:rPr>
-      </w:pPr>
-      <w:r>
-        <w:rPr>
-          <w:rFonts w:ascii="Times New Roman" w:eastAsia="Times New Roman" w:hAnsi="Times New Roman" w:cs="Times New Roman"/>
-          <w:color w:val="444444"/>
-        </w:rPr>
-        <w:t> </w:t>
-      </w:r>
-    </w:p>
-    <w:p>
-      <w:pPr>
-        <w:spacing w:before="180" w:after="180" w:line="480" w:lineRule="auto"/>
-        <w:rPr>
-          <w:rFonts w:ascii="Times New Roman" w:eastAsia="Times New Roman" w:hAnsi="Times New Roman" w:cs="Times New Roman"/>
-          <w:color w:val="444444"/>
-        </w:rPr>
-      </w:pPr>
-      <w:r>
-        <w:rPr>
-          <w:rFonts w:ascii="Times New Roman" w:eastAsia="Times New Roman" w:hAnsi="Times New Roman" w:cs="Times New Roman"/>
-          <w:color w:val="444444"/>
-        </w:rPr>
-        <w:t>Melnyk, B. M., &amp; Fineout-Overholt, E. (2019). 2. In Evidence-based practice in Nursing &amp; Healthcare: A guide to best practice (p. 52). essay, Wolters Kluwer.</w:t>
-      </w:r>
-    </w:p>
-    <w:p>
-      <w:pPr>
-        <w:spacing w:before="180" w:after="180" w:line="480" w:lineRule="auto"/>
-        <w:rPr>
-          <w:rFonts w:ascii="Times New Roman" w:eastAsia="Times New Roman" w:hAnsi="Times New Roman" w:cs="Times New Roman"/>
-          <w:color w:val="444444"/>
-        </w:rPr>
-      </w:pPr>
-      <w:r>
-        <w:rPr>
-          <w:rFonts w:ascii="Times New Roman" w:eastAsia="Times New Roman" w:hAnsi="Times New Roman" w:cs="Times New Roman"/>
-          <w:color w:val="444444"/>
-          <w:vertAlign w:val="superscript"/>
-        </w:rPr>
-        <w:t> </w:t>
-      </w:r>
-    </w:p>
-    <w:p>
-      <w:pPr>
-        <w:spacing w:line="480" w:lineRule="auto"/>
-        <w:rPr>
-          <w:rFonts w:ascii="Times New Roman" w:eastAsia="Times New Roman" w:hAnsi="Times New Roman" w:cs="Times New Roman"/>
-          <w:color w:val="444444"/>
-        </w:rPr>
-      </w:pPr>
-      <w:r>
-        <w:rPr>
-          <w:rFonts w:ascii="Times New Roman" w:eastAsia="Times New Roman" w:hAnsi="Times New Roman" w:cs="Times New Roman"/>
-          <w:color w:val="444444"/>
-        </w:rPr>
         <w:t>Stillwell, S. B., Fineout-Overholt, E., Melnyk, B. M., &amp; Williamson, K. M. (2010). </w:t>
       </w:r>
       <w:hyperlink r:id="rId4" w:tgtFrame="_blank" w:history="1">
@@ -395,78 +491,71 @@
           <w:rFonts w:ascii="Times New Roman" w:eastAsia="Times New Roman" w:hAnsi="Times New Roman" w:cs="Times New Roman"/>
           <w:color w:val="444444"/>
         </w:rPr>
-        <w:t xml:space="preserve"> and have witnessed many negative outcomes </w:t>
-      </w:r>
+        <w:t xml:space="preserve"> and have witnessed many negative outcomes associated with it. CLABSI develops within 48 hours of central line placement, and it can be preventable with proper aseptic techniques, surveillance, and management strategies. It is a very serious research topic because it is associated with a high-cost burden and prolonged hospital stays. An estimated 250,000 bloodstream infections occur annually and that is associated with the presence of intravascular devices. (</w:t>
+      </w:r>
+      <w:proofErr w:type="spellStart"/>
+      <w:r>
+        <w:rPr>
+          <w:rFonts w:ascii="Times New Roman" w:eastAsia="Times New Roman" w:hAnsi="Times New Roman" w:cs="Times New Roman"/>
+          <w:color w:val="444444"/>
+        </w:rPr>
+        <w:t>Haddadin</w:t>
+      </w:r>
+      <w:proofErr w:type="spellEnd"/>
+      <w:r>
+        <w:rPr>
+          <w:rFonts w:ascii="Times New Roman" w:eastAsia="Times New Roman" w:hAnsi="Times New Roman" w:cs="Times New Roman"/>
+          <w:color w:val="444444"/>
+        </w:rPr>
+        <w:t xml:space="preserve"> et al., 2022) Within 7 to 10 days of central venous catheter placement, bacteria on the skin surface migrate along the external surface of the catheter from the skin exit site towards the intravascular space. Thank you for bringing up this important topic in your research.</w:t>
+      </w:r>
+    </w:p>
+    <w:p>
+      <w:pPr>
+        <w:spacing w:before="180" w:after="180" w:line="480" w:lineRule="auto"/>
+        <w:rPr>
+          <w:rFonts w:ascii="Times New Roman" w:eastAsia="Times New Roman" w:hAnsi="Times New Roman" w:cs="Times New Roman"/>
+          <w:color w:val="444444"/>
+        </w:rPr>
+      </w:pPr>
+      <w:r>
+        <w:rPr>
+          <w:rFonts w:ascii="Times New Roman" w:eastAsia="Times New Roman" w:hAnsi="Times New Roman" w:cs="Times New Roman"/>
+          <w:color w:val="444444"/>
+        </w:rPr>
+        <w:t>Using the PICOT format in the research will provide a sound framework to build a systematic search require to gather the body of evidence needed to guide practice. (Fineout-Overholt et al., 2019)</w:t>
+      </w:r>
+    </w:p>
+    <w:p>
+      <w:pPr>
+        <w:spacing w:before="180" w:after="180" w:line="480" w:lineRule="auto"/>
+        <w:rPr>
+          <w:rFonts w:ascii="Times New Roman" w:eastAsia="Times New Roman" w:hAnsi="Times New Roman" w:cs="Times New Roman"/>
+          <w:color w:val="444444"/>
+        </w:rPr>
+      </w:pPr>
+      <w:r>
+        <w:rPr>
+          <w:rFonts w:ascii="Times New Roman" w:eastAsia="Times New Roman" w:hAnsi="Times New Roman" w:cs="Times New Roman"/>
+          <w:color w:val="444444"/>
+        </w:rPr>
+        <w:t> </w:t>
+      </w:r>
+    </w:p>
+    <w:p>
+      <w:pPr>
+        <w:spacing w:before="180" w:after="180" w:line="480" w:lineRule="auto"/>
+        <w:rPr>
+          <w:rFonts w:ascii="Times New Roman" w:eastAsia="Times New Roman" w:hAnsi="Times New Roman" w:cs="Times New Roman"/>
+          <w:color w:val="444444"/>
+        </w:rPr>
+      </w:pPr>
       <w:r>
         <w:rPr>
           <w:rFonts w:ascii="Times New Roman" w:eastAsia="Times New Roman" w:hAnsi="Times New Roman" w:cs="Times New Roman"/>
           <w:color w:val="444444"/>
         </w:rPr>
         <w:lastRenderedPageBreak/>
-        <w:t>associated with it. CLABSI develops within 48 hours of central line placement, and it can be preventable with proper aseptic techniques, surveillance, and management strategies. It is a very serious research topic because it is associated with a high-cost burden and prolonged hospital stays. An estimated 250,000 bloodstream infections occur annually and that is associated with the presence of intravascular devices. (</w:t>
-      </w:r>
-      <w:proofErr w:type="spellStart"/>
-      <w:r>
-        <w:rPr>
-          <w:rFonts w:ascii="Times New Roman" w:eastAsia="Times New Roman" w:hAnsi="Times New Roman" w:cs="Times New Roman"/>
-          <w:color w:val="444444"/>
-        </w:rPr>
-        <w:t>Haddadin</w:t>
-      </w:r>
-      <w:proofErr w:type="spellEnd"/>
-      <w:r>
-        <w:rPr>
-          <w:rFonts w:ascii="Times New Roman" w:eastAsia="Times New Roman" w:hAnsi="Times New Roman" w:cs="Times New Roman"/>
-          <w:color w:val="444444"/>
-        </w:rPr>
-        <w:t xml:space="preserve"> et al., 2022) Within 7 to 10 days of central venous catheter placement, bacteria on the skin surface migrate along the external surface of the catheter from the skin exit site towards the intravascular space. Thank you for bringing up this important topic in your research.</w:t>
-      </w:r>
-    </w:p>
-    <w:p>
-      <w:pPr>
-        <w:spacing w:before="180" w:after="180" w:line="480" w:lineRule="auto"/>
-        <w:rPr>
-          <w:rFonts w:ascii="Times New Roman" w:eastAsia="Times New Roman" w:hAnsi="Times New Roman" w:cs="Times New Roman"/>
-          <w:color w:val="444444"/>
-        </w:rPr>
-      </w:pPr>
-      <w:r>
-        <w:rPr>
-          <w:rFonts w:ascii="Times New Roman" w:eastAsia="Times New Roman" w:hAnsi="Times New Roman" w:cs="Times New Roman"/>
-          <w:color w:val="444444"/>
-        </w:rPr>
-        <w:t>Using the PICOT format in the research will provide a sound framework to build a systematic search require to gather the body of evidence needed to guide practice. (Fineout-Overholt et al., 2019)</w:t>
-      </w:r>
-    </w:p>
-    <w:p>
-      <w:pPr>
-        <w:spacing w:before="180" w:after="180" w:line="480" w:lineRule="auto"/>
-        <w:rPr>
-          <w:rFonts w:ascii="Times New Roman" w:eastAsia="Times New Roman" w:hAnsi="Times New Roman" w:cs="Times New Roman"/>
-          <w:color w:val="444444"/>
-        </w:rPr>
-      </w:pPr>
-      <w:r>
-        <w:rPr>
-          <w:rFonts w:ascii="Times New Roman" w:eastAsia="Times New Roman" w:hAnsi="Times New Roman" w:cs="Times New Roman"/>
-          <w:color w:val="444444"/>
-        </w:rPr>
-        <w:t> </w:t>
-      </w:r>
-    </w:p>
-    <w:p>
-      <w:pPr>
-        <w:spacing w:before="180" w:after="180" w:line="480" w:lineRule="auto"/>
-        <w:rPr>
-          <w:rFonts w:ascii="Times New Roman" w:eastAsia="Times New Roman" w:hAnsi="Times New Roman" w:cs="Times New Roman"/>
-          <w:color w:val="444444"/>
-        </w:rPr>
-      </w:pPr>
-      <w:r>
-        <w:rPr>
-          <w:rFonts w:ascii="Times New Roman" w:eastAsia="Times New Roman" w:hAnsi="Times New Roman" w:cs="Times New Roman"/>
-          <w:color w:val="444444"/>
-        </w:rPr>
         <w:t>References:</w:t>
       </w:r>
     </w:p>
@@ -639,127 +728,134 @@
           <w:rFonts w:ascii="Times New Roman" w:eastAsia="Times New Roman" w:hAnsi="Times New Roman" w:cs="Times New Roman"/>
           <w:color w:val="444444"/>
         </w:rPr>
+        <w:t> </w:t>
+      </w:r>
+      <w:r>
+        <w:rPr>
+          <w:rFonts w:ascii="Times New Roman" w:eastAsia="Times New Roman" w:hAnsi="Times New Roman" w:cs="Times New Roman"/>
+          <w:color w:val="444444"/>
+        </w:rPr>
+        <w:t>RESPONSE2:</w:t>
+      </w:r>
+    </w:p>
+    <w:p>
+      <w:pPr>
+        <w:spacing w:before="180" w:after="180" w:line="480" w:lineRule="auto"/>
+        <w:rPr>
+          <w:rFonts w:ascii="Times New Roman" w:eastAsia="Times New Roman" w:hAnsi="Times New Roman" w:cs="Times New Roman"/>
+          <w:color w:val="444444"/>
+        </w:rPr>
+      </w:pPr>
+      <w:r>
+        <w:rPr>
+          <w:rFonts w:ascii="Times New Roman" w:eastAsia="Times New Roman" w:hAnsi="Times New Roman" w:cs="Times New Roman"/>
+          <w:color w:val="444444"/>
+        </w:rPr>
+        <w:t>Hi Jessica,</w:t>
+      </w:r>
+    </w:p>
+    <w:p>
+      <w:pPr>
+        <w:shd w:val="clear" w:color="auto" w:fill="FFFFFF"/>
+        <w:spacing w:before="180" w:after="180" w:line="480" w:lineRule="auto"/>
+        <w:rPr>
+          <w:rFonts w:ascii="Times New Roman" w:eastAsia="Times New Roman" w:hAnsi="Times New Roman" w:cs="Times New Roman"/>
+          <w:color w:val="444444"/>
+        </w:rPr>
+      </w:pPr>
+      <w:r>
+        <w:rPr>
+          <w:rFonts w:ascii="Times New Roman" w:eastAsia="Times New Roman" w:hAnsi="Times New Roman" w:cs="Times New Roman"/>
+          <w:color w:val="444444"/>
+        </w:rPr>
+        <w:t xml:space="preserve">I am happy that you brought such an important topic into your research. Catheter-associated urinary tract infections (CAUTI) are one of the most common healthcare-associated infections that can lead to serious complications such as sepsis and endocarditis. It is estimated that over 13 000 deaths each year are associated with </w:t>
+      </w:r>
+      <w:proofErr w:type="gramStart"/>
+      <w:r>
+        <w:rPr>
+          <w:rFonts w:ascii="Times New Roman" w:eastAsia="Times New Roman" w:hAnsi="Times New Roman" w:cs="Times New Roman"/>
+          <w:color w:val="444444"/>
+        </w:rPr>
+        <w:t>healthcare-associated</w:t>
+      </w:r>
+      <w:proofErr w:type="gramEnd"/>
+      <w:r>
+        <w:rPr>
+          <w:rFonts w:ascii="Times New Roman" w:eastAsia="Times New Roman" w:hAnsi="Times New Roman" w:cs="Times New Roman"/>
+          <w:color w:val="444444"/>
+        </w:rPr>
+        <w:t xml:space="preserve"> UTIs.</w:t>
+      </w:r>
+      <w:r>
+        <w:rPr>
+          <w:rFonts w:ascii="Times New Roman" w:eastAsia="Times New Roman" w:hAnsi="Times New Roman" w:cs="Times New Roman"/>
+          <w:color w:val="444444"/>
+          <w:vertAlign w:val="superscript"/>
+        </w:rPr>
+        <w:t> </w:t>
+      </w:r>
+      <w:r>
+        <w:rPr>
+          <w:rFonts w:ascii="Times New Roman" w:eastAsia="Times New Roman" w:hAnsi="Times New Roman" w:cs="Times New Roman"/>
+          <w:color w:val="444444"/>
+        </w:rPr>
+        <w:t> (Letica-</w:t>
+      </w:r>
+      <w:proofErr w:type="spellStart"/>
+      <w:r>
+        <w:rPr>
+          <w:rFonts w:ascii="Times New Roman" w:eastAsia="Times New Roman" w:hAnsi="Times New Roman" w:cs="Times New Roman"/>
+          <w:color w:val="444444"/>
+        </w:rPr>
+        <w:t>Kriegel</w:t>
+      </w:r>
+      <w:proofErr w:type="spellEnd"/>
+      <w:r>
+        <w:rPr>
+          <w:rFonts w:ascii="Times New Roman" w:eastAsia="Times New Roman" w:hAnsi="Times New Roman" w:cs="Times New Roman"/>
+          <w:color w:val="444444"/>
+        </w:rPr>
+        <w:t xml:space="preserve"> et al., 2019) When doing research on </w:t>
+      </w:r>
+      <w:proofErr w:type="gramStart"/>
+      <w:r>
+        <w:rPr>
+          <w:rFonts w:ascii="Times New Roman" w:eastAsia="Times New Roman" w:hAnsi="Times New Roman" w:cs="Times New Roman"/>
+          <w:color w:val="444444"/>
+        </w:rPr>
+        <w:t>CAUTI,  PICOT</w:t>
+      </w:r>
+      <w:proofErr w:type="gramEnd"/>
+      <w:r>
+        <w:rPr>
+          <w:rFonts w:ascii="Times New Roman" w:eastAsia="Times New Roman" w:hAnsi="Times New Roman" w:cs="Times New Roman"/>
+          <w:color w:val="444444"/>
+        </w:rPr>
+        <w:t xml:space="preserve"> questions can facilitate by directing nurses to clearly identify the problem, intervention, and outcomes related to the care provided. (Eriksen &amp; Frandsen, 2018) The components of the CAUTI questions obtained from PICOT provide us with the keywords to search databases such as Medline and </w:t>
+      </w:r>
+      <w:proofErr w:type="spellStart"/>
+      <w:r>
+        <w:rPr>
+          <w:rFonts w:ascii="Times New Roman" w:eastAsia="Times New Roman" w:hAnsi="Times New Roman" w:cs="Times New Roman"/>
+          <w:color w:val="444444"/>
+        </w:rPr>
+        <w:t>Cinahl</w:t>
+      </w:r>
+      <w:proofErr w:type="spellEnd"/>
+      <w:r>
+        <w:rPr>
+          <w:rFonts w:ascii="Times New Roman" w:eastAsia="Times New Roman" w:hAnsi="Times New Roman" w:cs="Times New Roman"/>
+          <w:color w:val="444444"/>
+        </w:rPr>
+        <w:t xml:space="preserve"> to find evidence to answer the question (Melnyk &amp; Overholt., 2019), and for Walden Students, Walden library database provide </w:t>
+      </w:r>
+      <w:r>
+        <w:rPr>
+          <w:rFonts w:ascii="Times New Roman" w:eastAsia="Times New Roman" w:hAnsi="Times New Roman" w:cs="Times New Roman"/>
+          <w:color w:val="444444"/>
+        </w:rPr>
         <w:lastRenderedPageBreak/>
-        <w:t> </w:t>
-      </w:r>
-      <w:r>
-        <w:rPr>
-          <w:rFonts w:ascii="Times New Roman" w:eastAsia="Times New Roman" w:hAnsi="Times New Roman" w:cs="Times New Roman"/>
-          <w:color w:val="444444"/>
-        </w:rPr>
-        <w:t>RESPONSE2:</w:t>
-      </w:r>
-    </w:p>
-    <w:p>
-      <w:pPr>
-        <w:spacing w:before="180" w:after="180" w:line="480" w:lineRule="auto"/>
-        <w:rPr>
-          <w:rFonts w:ascii="Times New Roman" w:eastAsia="Times New Roman" w:hAnsi="Times New Roman" w:cs="Times New Roman"/>
-          <w:color w:val="444444"/>
-        </w:rPr>
-      </w:pPr>
-      <w:r>
-        <w:rPr>
-          <w:rFonts w:ascii="Times New Roman" w:eastAsia="Times New Roman" w:hAnsi="Times New Roman" w:cs="Times New Roman"/>
-          <w:color w:val="444444"/>
-        </w:rPr>
-        <w:t>Hi Jessica,</w:t>
-      </w:r>
-    </w:p>
-    <w:p>
-      <w:pPr>
-        <w:shd w:val="clear" w:color="auto" w:fill="FFFFFF"/>
-        <w:spacing w:before="180" w:after="180" w:line="480" w:lineRule="auto"/>
-        <w:rPr>
-          <w:rFonts w:ascii="Times New Roman" w:eastAsia="Times New Roman" w:hAnsi="Times New Roman" w:cs="Times New Roman"/>
-          <w:color w:val="444444"/>
-        </w:rPr>
-      </w:pPr>
-      <w:r>
-        <w:rPr>
-          <w:rFonts w:ascii="Times New Roman" w:eastAsia="Times New Roman" w:hAnsi="Times New Roman" w:cs="Times New Roman"/>
-          <w:color w:val="444444"/>
-        </w:rPr>
-        <w:t xml:space="preserve">I am happy that you brought such an important topic into your research. Catheter-associated urinary tract infections (CAUTI) are one of the most common healthcare-associated infections that can lead to serious complications such as sepsis and endocarditis. It is estimated that over 13 000 deaths each year are associated with </w:t>
-      </w:r>
-      <w:proofErr w:type="gramStart"/>
-      <w:r>
-        <w:rPr>
-          <w:rFonts w:ascii="Times New Roman" w:eastAsia="Times New Roman" w:hAnsi="Times New Roman" w:cs="Times New Roman"/>
-          <w:color w:val="444444"/>
-        </w:rPr>
-        <w:t>healthcare-associated</w:t>
-      </w:r>
-      <w:proofErr w:type="gramEnd"/>
-      <w:r>
-        <w:rPr>
-          <w:rFonts w:ascii="Times New Roman" w:eastAsia="Times New Roman" w:hAnsi="Times New Roman" w:cs="Times New Roman"/>
-          <w:color w:val="444444"/>
-        </w:rPr>
-        <w:t xml:space="preserve"> UTIs.</w:t>
-      </w:r>
-      <w:r>
-        <w:rPr>
-          <w:rFonts w:ascii="Times New Roman" w:eastAsia="Times New Roman" w:hAnsi="Times New Roman" w:cs="Times New Roman"/>
-          <w:color w:val="444444"/>
-          <w:vertAlign w:val="superscript"/>
-        </w:rPr>
-        <w:t> </w:t>
-      </w:r>
-      <w:r>
-        <w:rPr>
-          <w:rFonts w:ascii="Times New Roman" w:eastAsia="Times New Roman" w:hAnsi="Times New Roman" w:cs="Times New Roman"/>
-          <w:color w:val="444444"/>
-        </w:rPr>
-        <w:t> (Letica-</w:t>
-      </w:r>
-      <w:proofErr w:type="spellStart"/>
-      <w:r>
-        <w:rPr>
-          <w:rFonts w:ascii="Times New Roman" w:eastAsia="Times New Roman" w:hAnsi="Times New Roman" w:cs="Times New Roman"/>
-          <w:color w:val="444444"/>
-        </w:rPr>
-        <w:t>Kriegel</w:t>
-      </w:r>
-      <w:proofErr w:type="spellEnd"/>
-      <w:r>
-        <w:rPr>
-          <w:rFonts w:ascii="Times New Roman" w:eastAsia="Times New Roman" w:hAnsi="Times New Roman" w:cs="Times New Roman"/>
-          <w:color w:val="444444"/>
-        </w:rPr>
-        <w:t xml:space="preserve"> et al., 2019) When doing research on </w:t>
-      </w:r>
-      <w:proofErr w:type="gramStart"/>
-      <w:r>
-        <w:rPr>
-          <w:rFonts w:ascii="Times New Roman" w:eastAsia="Times New Roman" w:hAnsi="Times New Roman" w:cs="Times New Roman"/>
-          <w:color w:val="444444"/>
-        </w:rPr>
-        <w:t>CAUTI,  PICOT</w:t>
-      </w:r>
-      <w:proofErr w:type="gramEnd"/>
-      <w:r>
-        <w:rPr>
-          <w:rFonts w:ascii="Times New Roman" w:eastAsia="Times New Roman" w:hAnsi="Times New Roman" w:cs="Times New Roman"/>
-          <w:color w:val="444444"/>
-        </w:rPr>
-        <w:t xml:space="preserve"> questions can facilitate by directing nurses to clearly identify the problem, intervention, and outcomes related to the care provided. (Eriksen &amp; Frandsen, 2018) The components of the CAUTI questions obtained from PICOT provide us with the keywords to search databases such as Medline and </w:t>
-      </w:r>
-      <w:proofErr w:type="spellStart"/>
-      <w:r>
-        <w:rPr>
-          <w:rFonts w:ascii="Times New Roman" w:eastAsia="Times New Roman" w:hAnsi="Times New Roman" w:cs="Times New Roman"/>
-          <w:color w:val="444444"/>
-        </w:rPr>
-        <w:t>Cinahl</w:t>
-      </w:r>
-      <w:proofErr w:type="spellEnd"/>
-      <w:r>
-        <w:rPr>
-          <w:rFonts w:ascii="Times New Roman" w:eastAsia="Times New Roman" w:hAnsi="Times New Roman" w:cs="Times New Roman"/>
-          <w:color w:val="444444"/>
-        </w:rPr>
-        <w:t xml:space="preserve"> to find evidence to answer the question (Melnyk &amp; Overholt., 2019), and for Walden Students, Walden library database provide us with a variety of sources that are high academic standard, evidence-based practice and peer-reviewed.</w:t>
+        <w:t>us with a variety of sources that are high academic standard, evidence-based practice and peer-reviewed.</w:t>
       </w:r>
     </w:p>
     <w:p>
@@ -873,7 +969,6 @@
           <w:rFonts w:ascii="Times New Roman" w:eastAsia="Times New Roman" w:hAnsi="Times New Roman" w:cs="Times New Roman"/>
           <w:color w:val="444444"/>
         </w:rPr>
-        <w:lastRenderedPageBreak/>
         <w:t>Letica-</w:t>
       </w:r>
       <w:proofErr w:type="spellStart"/>
@@ -1472,6 +1567,25 @@
     <w:name w:val="Normal"/>
     <w:qFormat/>
   </w:style>
+  <w:style w:type="paragraph" w:styleId="Heading2">
+    <w:name w:val="heading 2"/>
+    <w:basedOn w:val="Normal"/>
+    <w:link w:val="Heading2Char"/>
+    <w:uiPriority w:val="9"/>
+    <w:qFormat/>
+    <w:rsid w:val="003D22D1"/>
+    <w:pPr>
+      <w:spacing w:before="100" w:beforeAutospacing="1" w:after="100" w:afterAutospacing="1"/>
+      <w:outlineLvl w:val="1"/>
+    </w:pPr>
+    <w:rPr>
+      <w:rFonts w:ascii="Times New Roman" w:eastAsia="Times New Roman" w:hAnsi="Times New Roman" w:cs="Times New Roman"/>
+      <w:b/>
+      <w:bCs/>
+      <w:sz w:val="36"/>
+      <w:szCs w:val="36"/>
+    </w:rPr>
+  </w:style>
   <w:style w:type="character" w:default="1" w:styleId="DefaultParagraphFont">
     <w:name w:val="Default Paragraph Font"/>
     <w:uiPriority w:val="1"/>
@@ -1562,6 +1676,20 @@
     <w:name w:val="screenreader-only"/>
     <w:basedOn w:val="DefaultParagraphFont"/>
     <w:rsid w:val="00923A4B"/>
+  </w:style>
+  <w:style w:type="character" w:customStyle="1" w:styleId="Heading2Char">
+    <w:name w:val="Heading 2 Char"/>
+    <w:basedOn w:val="DefaultParagraphFont"/>
+    <w:link w:val="Heading2"/>
+    <w:uiPriority w:val="9"/>
+    <w:rsid w:val="003D22D1"/>
+    <w:rPr>
+      <w:rFonts w:ascii="Times New Roman" w:eastAsia="Times New Roman" w:hAnsi="Times New Roman" w:cs="Times New Roman"/>
+      <w:b/>
+      <w:bCs/>
+      <w:sz w:val="36"/>
+      <w:szCs w:val="36"/>
+    </w:rPr>
   </w:style>
 </w:styles>
 </file>
